--- a/lectures/07_Nearest_Neighbor_Analysis/assignments/homework_07_en.docx
+++ b/lectures/07_Nearest_Neighbor_Analysis/assignments/homework_07_en.docx
@@ -46,7 +46,40 @@
           <w:color w:val="333333"/>
           <w:shd w:val="clear" w:color="auto" w:fill="FFFFFF"/>
         </w:rPr>
-        <w:t>Using the dataset provided in class, apply Nearest-Neighbor Distance analysis to compare the spatial clustering characteristics of village-type ritual circle temples devoted to Guanyin Bodhisattva between any two selected counties.</w:t>
+        <w:t>Using the dataset provided in class</w:t>
+      </w:r>
+      <w:r>
+        <w:rPr>
+          <w:rFonts w:ascii="Lato" w:hAnsi="Lato"/>
+          <w:color w:val="333333"/>
+          <w:shd w:val="clear" w:color="auto" w:fill="FFFFFF"/>
+        </w:rPr>
+        <w:t xml:space="preserve"> (</w:t>
+      </w:r>
+      <w:r>
+        <w:rPr>
+          <w:rFonts w:ascii="Lato" w:hAnsi="Lato"/>
+          <w:color w:val="333333"/>
+          <w:kern w:val="0"/>
+          <w:shd w:val="clear" w:color="auto" w:fill="FFFFFF"/>
+        </w:rPr>
+        <w:t>Tempcycle_twd97.shp</w:t>
+      </w:r>
+      <w:r>
+        <w:rPr>
+          <w:rFonts w:ascii="Lato" w:hAnsi="Lato"/>
+          <w:color w:val="333333"/>
+          <w:shd w:val="clear" w:color="auto" w:fill="FFFFFF"/>
+        </w:rPr>
+        <w:t>)</w:t>
+      </w:r>
+      <w:r>
+        <w:rPr>
+          <w:rFonts w:ascii="Lato" w:hAnsi="Lato"/>
+          <w:color w:val="333333"/>
+          <w:shd w:val="clear" w:color="auto" w:fill="FFFFFF"/>
+        </w:rPr>
+        <w:t>, apply Nearest-Neighbor Distance analysis to compare the spatial clustering characteristics of village-type ritual circle temples devoted to Guanyin Bodhisattva between any two selected counties.</w:t>
       </w:r>
     </w:p>
     <w:p>
@@ -61,7 +94,7 @@
     <w:p>
       <w:pPr>
         <w:rPr>
-          <w:rFonts w:ascii="Lato" w:hAnsi="Lato" w:hint="eastAsia"/>
+          <w:rFonts w:ascii="Lato" w:hAnsi="Lato"/>
           <w:color w:val="333333"/>
           <w:shd w:val="clear" w:color="auto" w:fill="FFFFFF"/>
         </w:rPr>
@@ -84,7 +117,7 @@
         </w:numPr>
         <w:ind w:leftChars="0"/>
         <w:rPr>
-          <w:rFonts w:ascii="Lato" w:hAnsi="Lato" w:hint="eastAsia"/>
+          <w:rFonts w:ascii="Lato" w:hAnsi="Lato"/>
           <w:color w:val="333333"/>
           <w:shd w:val="clear" w:color="auto" w:fill="FFFFFF"/>
         </w:rPr>
@@ -107,7 +140,7 @@
         </w:numPr>
         <w:ind w:leftChars="0"/>
         <w:rPr>
-          <w:rFonts w:ascii="Lato" w:hAnsi="Lato" w:hint="eastAsia"/>
+          <w:rFonts w:ascii="Lato" w:hAnsi="Lato"/>
           <w:color w:val="333333"/>
           <w:shd w:val="clear" w:color="auto" w:fill="FFFFFF"/>
         </w:rPr>
